--- a/files/论坛纷纭/俄语学院/俄语学院评论取样.docx
+++ b/files/论坛纷纭/俄语学院/俄语学院评论取样.docx
@@ -50,7 +50,7 @@
           <w:color w:val="5F6368"/>
           <w:sz w:val="20"/>
         </w:rPr>
-        <w:t>检索日 2026-09-16。本夹 7 条。本科与研究生部都要有。高翻本科以「无普通本科建制 / 保研入口」标明，不算编造就读。</w:t>
+        <w:t>检索日 2026-09-16。本夹 14 条。本科与研究生部都要有。高翻本科以「无普通本科建制 / 保研入口」标明，不算编造就读。</w:t>
       </w:r>
     </w:p>
     <w:p>
@@ -1024,6 +1024,979 @@
           <w:sz w:val="20"/>
         </w:rPr>
         <w:t>阅读限制：学制「二年半」可能已改，以现行简章为准。</w:t>
+      </w:r>
+    </w:p>
+    <w:p>
+      <w:pPr>
+        <w:spacing w:before="240" w:after="160" w:line="264" w:lineRule="auto"/>
+        <w:pBdr>
+          <w:bottom w:val="single" w:sz="12" w:space="4" w:color="1F4E79"/>
+        </w:pBdr>
+      </w:pPr>
+      <w:r>
+        <w:rPr>
+          <w:rFonts w:ascii="黑体" w:hAnsi="黑体" w:eastAsia="黑体"/>
+          <w:b/>
+          <w:i w:val="0"/>
+          <w:color w:val="1F4E79"/>
+          <w:sz w:val="28"/>
+        </w:rPr>
+        <w:t>08　本科建制（课表，不是吐槽）　·　刀豆文库转载课程设置</w:t>
+      </w:r>
+    </w:p>
+    <w:p>
+      <w:pPr>
+        <w:spacing w:before="0" w:after="40" w:line="288" w:lineRule="auto"/>
+      </w:pPr>
+      <w:r>
+        <w:rPr>
+          <w:rFonts w:ascii="宋体" w:hAnsi="宋体" w:eastAsia="宋体"/>
+          <w:b w:val="0"/>
+          <w:i w:val="0"/>
+          <w:color w:val="5F6368"/>
+          <w:sz w:val="20"/>
+        </w:rPr>
+        <w:t>用户/署名：学院课程表转载，非论坛用户</w:t>
+      </w:r>
+    </w:p>
+    <w:p>
+      <w:pPr>
+        <w:spacing w:before="0" w:after="40" w:line="288" w:lineRule="auto"/>
+      </w:pPr>
+      <w:r>
+        <w:rPr>
+          <w:rFonts w:ascii="宋体" w:hAnsi="宋体" w:eastAsia="宋体"/>
+          <w:b w:val="0"/>
+          <w:i w:val="0"/>
+          <w:color w:val="5F6368"/>
+          <w:sz w:val="20"/>
+        </w:rPr>
+        <w:t>自称身份：一年级语音 / 实践俄语 / 语法</w:t>
+      </w:r>
+    </w:p>
+    <w:p>
+      <w:pPr>
+        <w:spacing w:before="0" w:after="40" w:line="288" w:lineRule="auto"/>
+      </w:pPr>
+      <w:r>
+        <w:rPr>
+          <w:rFonts w:ascii="宋体" w:hAnsi="宋体" w:eastAsia="宋体"/>
+          <w:b w:val="0"/>
+          <w:i w:val="0"/>
+          <w:color w:val="5F6368"/>
+          <w:sz w:val="20"/>
+        </w:rPr>
+        <w:t>可见时间：转载页时间 2020-02-26；课表年份未写清</w:t>
+      </w:r>
+    </w:p>
+    <w:p>
+      <w:pPr>
+        <w:spacing w:before="0" w:after="40" w:line="288" w:lineRule="auto"/>
+      </w:pPr>
+      <w:r>
+        <w:rPr>
+          <w:rFonts w:ascii="宋体" w:hAnsi="宋体" w:eastAsia="宋体"/>
+          <w:b w:val="0"/>
+          <w:i w:val="0"/>
+          <w:color w:val="5F6368"/>
+          <w:sz w:val="20"/>
+        </w:rPr>
+        <w:t>链接：https://www.daodoc.com/fanwen/qitafanwen/503528.html</w:t>
+      </w:r>
+    </w:p>
+    <w:p>
+      <w:pPr>
+        <w:spacing w:before="120" w:after="80" w:line="288" w:lineRule="auto"/>
+      </w:pPr>
+      <w:r>
+        <w:rPr>
+          <w:rFonts w:ascii="黑体" w:hAnsi="黑体" w:eastAsia="黑体"/>
+          <w:b/>
+          <w:i w:val="0"/>
+          <w:color w:val="1F4E79"/>
+          <w:sz w:val="24"/>
+        </w:rPr>
+        <w:t>摘录</w:t>
+      </w:r>
+    </w:p>
+    <w:p>
+      <w:pPr>
+        <w:spacing w:before="0" w:after="160" w:line="288" w:lineRule="auto"/>
+        <w:ind w:firstLine="440"/>
+      </w:pPr>
+      <w:r>
+        <w:rPr>
+          <w:rFonts w:ascii="宋体" w:hAnsi="宋体" w:eastAsia="宋体"/>
+          <w:b w:val="0"/>
+          <w:i w:val="0"/>
+          <w:color w:val="212529"/>
+          <w:sz w:val="22"/>
+        </w:rPr>
+        <w:t>课程名称：俄语语音……开设年级：一年级（上，共6周）……周学时：16 总学时：96。实践俄语（I）……周学时：9 总学时：108 学分：10……积极掌握约800个单词。学生课前预习，课上专心听讲，课后复习，每周完成教材所规定的笔头作业。每课书后有一次小测验。采用教材：《大学俄语》（东方）第一册 丁树杞主编。</w:t>
+      </w:r>
+    </w:p>
+    <w:p>
+      <w:pPr>
+        <w:spacing w:before="0" w:after="80" w:line="288" w:lineRule="auto"/>
+      </w:pPr>
+      <w:r>
+        <w:rPr>
+          <w:rFonts w:ascii="宋体" w:hAnsi="宋体" w:eastAsia="宋体"/>
+          <w:b w:val="0"/>
+          <w:i w:val="0"/>
+          <w:color w:val="212529"/>
+          <w:sz w:val="20"/>
+        </w:rPr>
+        <w:t>用户溯源：文库转培养方案，不是学生日记。可用来对照 Whever「无聊繁重」。课表年份要另核现行方案。</w:t>
+      </w:r>
+    </w:p>
+    <w:p>
+      <w:pPr>
+        <w:spacing w:before="0" w:after="200" w:line="288" w:lineRule="auto"/>
+      </w:pPr>
+      <w:r>
+        <w:rPr>
+          <w:rFonts w:ascii="宋体" w:hAnsi="宋体" w:eastAsia="宋体"/>
+          <w:b w:val="0"/>
+          <w:i w:val="0"/>
+          <w:color w:val="5F6368"/>
+          <w:sz w:val="20"/>
+        </w:rPr>
+        <w:t>阅读限制：出国培训部俄语预科不在此列。</w:t>
+      </w:r>
+    </w:p>
+    <w:p>
+      <w:pPr>
+        <w:spacing w:before="240" w:after="160" w:line="264" w:lineRule="auto"/>
+        <w:pBdr>
+          <w:bottom w:val="single" w:sz="12" w:space="4" w:color="1F4E79"/>
+        </w:pBdr>
+      </w:pPr>
+      <w:r>
+        <w:rPr>
+          <w:rFonts w:ascii="黑体" w:hAnsi="黑体" w:eastAsia="黑体"/>
+          <w:b/>
+          <w:i w:val="0"/>
+          <w:color w:val="1F4E79"/>
+          <w:sz w:val="28"/>
+        </w:rPr>
+        <w:t>09　本科（院长转述校友）　·　俄语学院官网·毕业典礼发言</w:t>
+      </w:r>
+    </w:p>
+    <w:p>
+      <w:pPr>
+        <w:spacing w:before="0" w:after="40" w:line="288" w:lineRule="auto"/>
+      </w:pPr>
+      <w:r>
+        <w:rPr>
+          <w:rFonts w:ascii="宋体" w:hAnsi="宋体" w:eastAsia="宋体"/>
+          <w:b w:val="0"/>
+          <w:i w:val="0"/>
+          <w:color w:val="5F6368"/>
+          <w:sz w:val="20"/>
+        </w:rPr>
+        <w:t>用户/署名：黄玫（时任院长）转述未署名校友</w:t>
+      </w:r>
+    </w:p>
+    <w:p>
+      <w:pPr>
+        <w:spacing w:before="0" w:after="40" w:line="288" w:lineRule="auto"/>
+      </w:pPr>
+      <w:r>
+        <w:rPr>
+          <w:rFonts w:ascii="宋体" w:hAnsi="宋体" w:eastAsia="宋体"/>
+          <w:b w:val="0"/>
+          <w:i w:val="0"/>
+          <w:color w:val="5F6368"/>
+          <w:sz w:val="20"/>
+        </w:rPr>
+        <w:t>自称身份：俄院本科毕业生微信群；另有常驻白俄罗斯央企校友</w:t>
+      </w:r>
+    </w:p>
+    <w:p>
+      <w:pPr>
+        <w:spacing w:before="0" w:after="40" w:line="288" w:lineRule="auto"/>
+      </w:pPr>
+      <w:r>
+        <w:rPr>
+          <w:rFonts w:ascii="宋体" w:hAnsi="宋体" w:eastAsia="宋体"/>
+          <w:b w:val="0"/>
+          <w:i w:val="0"/>
+          <w:color w:val="5F6368"/>
+          <w:sz w:val="20"/>
+        </w:rPr>
+        <w:t>可见时间：2017-06-29</w:t>
+      </w:r>
+    </w:p>
+    <w:p>
+      <w:pPr>
+        <w:spacing w:before="0" w:after="40" w:line="288" w:lineRule="auto"/>
+      </w:pPr>
+      <w:r>
+        <w:rPr>
+          <w:rFonts w:ascii="宋体" w:hAnsi="宋体" w:eastAsia="宋体"/>
+          <w:b w:val="0"/>
+          <w:i w:val="0"/>
+          <w:color w:val="5F6368"/>
+          <w:sz w:val="20"/>
+        </w:rPr>
+        <w:t>链接：https://ru.bfsu.edu.cn/info/1146/1160.htm</w:t>
+      </w:r>
+    </w:p>
+    <w:p>
+      <w:pPr>
+        <w:spacing w:before="120" w:after="80" w:line="288" w:lineRule="auto"/>
+      </w:pPr>
+      <w:r>
+        <w:rPr>
+          <w:rFonts w:ascii="黑体" w:hAnsi="黑体" w:eastAsia="黑体"/>
+          <w:b/>
+          <w:i w:val="0"/>
+          <w:color w:val="1F4E79"/>
+          <w:sz w:val="24"/>
+        </w:rPr>
+        <w:t>摘录</w:t>
+      </w:r>
+    </w:p>
+    <w:p>
+      <w:pPr>
+        <w:spacing w:before="0" w:after="160" w:line="288" w:lineRule="auto"/>
+        <w:ind w:firstLine="440"/>
+      </w:pPr>
+      <w:r>
+        <w:rPr>
+          <w:rFonts w:ascii="宋体" w:hAnsi="宋体" w:eastAsia="宋体"/>
+          <w:b w:val="0"/>
+          <w:i w:val="0"/>
+          <w:color w:val="212529"/>
+          <w:sz w:val="22"/>
+        </w:rPr>
+        <w:t>我印象最深的是一个学生说：老师，您还记得我吗？上学的时候我没开窍，学习不太好，不过我现在干得不错，没给北外丢脸。有一个在央企工作，多年常驻白俄罗斯的学生对我说……他在这里，凡是高层场合，遇到的几乎全是咱们俄院的，我们大项目竞标的时候，对手也多是师兄师姐师弟师妹，一个比一个厉害。</w:t>
+      </w:r>
+    </w:p>
+    <w:p>
+      <w:pPr>
+        <w:spacing w:before="0" w:after="80" w:line="288" w:lineRule="auto"/>
+      </w:pPr>
+      <w:r>
+        <w:rPr>
+          <w:rFonts w:ascii="宋体" w:hAnsi="宋体" w:eastAsia="宋体"/>
+          <w:b w:val="0"/>
+          <w:i w:val="0"/>
+          <w:color w:val="212529"/>
+          <w:sz w:val="20"/>
+        </w:rPr>
+        <w:t>用户溯源：官方典礼稿。校友原话经过院长转述。和 Whever「对未来毫无保证」、新祥旭「就业率100%」三方并列。</w:t>
+      </w:r>
+    </w:p>
+    <w:p>
+      <w:pPr>
+        <w:spacing w:before="0" w:after="200" w:line="288" w:lineRule="auto"/>
+      </w:pPr>
+      <w:r>
+        <w:rPr>
+          <w:rFonts w:ascii="宋体" w:hAnsi="宋体" w:eastAsia="宋体"/>
+          <w:b w:val="0"/>
+          <w:i w:val="0"/>
+          <w:color w:val="5F6368"/>
+          <w:sz w:val="20"/>
+        </w:rPr>
+        <w:t>阅读限制：出色校友场合，不是普通在读日记。</w:t>
+      </w:r>
+    </w:p>
+    <w:p>
+      <w:pPr>
+        <w:spacing w:before="240" w:after="160" w:line="264" w:lineRule="auto"/>
+        <w:pBdr>
+          <w:bottom w:val="single" w:sz="12" w:space="4" w:color="1F4E79"/>
+        </w:pBdr>
+      </w:pPr>
+      <w:r>
+        <w:rPr>
+          <w:rFonts w:ascii="黑体" w:hAnsi="黑体" w:eastAsia="黑体"/>
+          <w:b/>
+          <w:i w:val="0"/>
+          <w:color w:val="1F4E79"/>
+          <w:sz w:val="28"/>
+        </w:rPr>
+        <w:t>10　本科（填志愿问答）　·　瀚博招生网问答转载</w:t>
+      </w:r>
+    </w:p>
+    <w:p>
+      <w:pPr>
+        <w:spacing w:before="0" w:after="40" w:line="288" w:lineRule="auto"/>
+      </w:pPr>
+      <w:r>
+        <w:rPr>
+          <w:rFonts w:ascii="宋体" w:hAnsi="宋体" w:eastAsia="宋体"/>
+          <w:b w:val="0"/>
+          <w:i w:val="0"/>
+          <w:color w:val="5F6368"/>
+          <w:sz w:val="20"/>
+        </w:rPr>
+        <w:t>用户/署名：楼层未保留网名；与同页 Vivian 研究生答疑分开</w:t>
+      </w:r>
+    </w:p>
+    <w:p>
+      <w:pPr>
+        <w:spacing w:before="0" w:after="40" w:line="288" w:lineRule="auto"/>
+      </w:pPr>
+      <w:r>
+        <w:rPr>
+          <w:rFonts w:ascii="宋体" w:hAnsi="宋体" w:eastAsia="宋体"/>
+          <w:b w:val="0"/>
+          <w:i w:val="0"/>
+          <w:color w:val="5F6368"/>
+          <w:sz w:val="20"/>
+        </w:rPr>
+        <w:t>自称身份：像填志愿答主，谈高考俄语招生和本科就业</w:t>
+      </w:r>
+    </w:p>
+    <w:p>
+      <w:pPr>
+        <w:spacing w:before="0" w:after="40" w:line="288" w:lineRule="auto"/>
+      </w:pPr>
+      <w:r>
+        <w:rPr>
+          <w:rFonts w:ascii="宋体" w:hAnsi="宋体" w:eastAsia="宋体"/>
+          <w:b w:val="0"/>
+          <w:i w:val="0"/>
+          <w:color w:val="5F6368"/>
+          <w:sz w:val="20"/>
+        </w:rPr>
+        <w:t>可见时间：未给精确日</w:t>
+      </w:r>
+    </w:p>
+    <w:p>
+      <w:pPr>
+        <w:spacing w:before="0" w:after="40" w:line="288" w:lineRule="auto"/>
+      </w:pPr>
+      <w:r>
+        <w:rPr>
+          <w:rFonts w:ascii="宋体" w:hAnsi="宋体" w:eastAsia="宋体"/>
+          <w:b w:val="0"/>
+          <w:i w:val="0"/>
+          <w:color w:val="5F6368"/>
+          <w:sz w:val="20"/>
+        </w:rPr>
+        <w:t>链接：https://www.hbzhaosheng.com/302953.html</w:t>
+      </w:r>
+    </w:p>
+    <w:p>
+      <w:pPr>
+        <w:spacing w:before="120" w:after="80" w:line="288" w:lineRule="auto"/>
+      </w:pPr>
+      <w:r>
+        <w:rPr>
+          <w:rFonts w:ascii="黑体" w:hAnsi="黑体" w:eastAsia="黑体"/>
+          <w:b/>
+          <w:i w:val="0"/>
+          <w:color w:val="1F4E79"/>
+          <w:sz w:val="24"/>
+        </w:rPr>
+        <w:t>摘录</w:t>
+      </w:r>
+    </w:p>
+    <w:p>
+      <w:pPr>
+        <w:spacing w:before="0" w:after="160" w:line="288" w:lineRule="auto"/>
+        <w:ind w:firstLine="440"/>
+      </w:pPr>
+      <w:r>
+        <w:rPr>
+          <w:rFonts w:ascii="宋体" w:hAnsi="宋体" w:eastAsia="宋体"/>
+          <w:b w:val="0"/>
+          <w:i w:val="0"/>
+          <w:color w:val="212529"/>
+          <w:sz w:val="22"/>
+        </w:rPr>
+        <w:t>北外学俄语，总的来说就业不错，前景还行，只要你好好学，甚至个别不好好学的也能混。每年六七十个吧，再除掉八九个北京生源。当翻译，最好进来就努力并且定下心考研。本科毕业做翻译比较难混。北外俄语从2009年才开始高考招生，没什么可借鉴的。</w:t>
+      </w:r>
+    </w:p>
+    <w:p>
+      <w:pPr>
+        <w:spacing w:before="0" w:after="80" w:line="288" w:lineRule="auto"/>
+      </w:pPr>
+      <w:r>
+        <w:rPr>
+          <w:rFonts w:ascii="宋体" w:hAnsi="宋体" w:eastAsia="宋体"/>
+          <w:b w:val="0"/>
+          <w:i w:val="0"/>
+          <w:color w:val="212529"/>
+          <w:sz w:val="20"/>
+        </w:rPr>
+        <w:t>用户溯源：与本夹原 07 同页不同楼。招生网转载。数字是答主口算。</w:t>
+      </w:r>
+    </w:p>
+    <w:p>
+      <w:pPr>
+        <w:spacing w:before="0" w:after="200" w:line="288" w:lineRule="auto"/>
+      </w:pPr>
+      <w:r>
+        <w:rPr>
+          <w:rFonts w:ascii="宋体" w:hAnsi="宋体" w:eastAsia="宋体"/>
+          <w:b w:val="0"/>
+          <w:i w:val="0"/>
+          <w:color w:val="5F6368"/>
+          <w:sz w:val="20"/>
+        </w:rPr>
+        <w:t>阅读限制：不是课表。男女比等句子检索摘要里有，正文打开超时，不补造。</w:t>
+      </w:r>
+    </w:p>
+    <w:p>
+      <w:pPr>
+        <w:spacing w:before="240" w:after="160" w:line="264" w:lineRule="auto"/>
+        <w:pBdr>
+          <w:bottom w:val="single" w:sz="12" w:space="4" w:color="1F4E79"/>
+        </w:pBdr>
+      </w:pPr>
+      <w:r>
+        <w:rPr>
+          <w:rFonts w:ascii="黑体" w:hAnsi="黑体" w:eastAsia="黑体"/>
+          <w:b/>
+          <w:i w:val="0"/>
+          <w:color w:val="1F4E79"/>
+          <w:sz w:val="28"/>
+        </w:rPr>
+        <w:t>11　本科（保送覆盖俄院）　·　englang 保送说明</w:t>
+      </w:r>
+    </w:p>
+    <w:p>
+      <w:pPr>
+        <w:spacing w:before="0" w:after="40" w:line="288" w:lineRule="auto"/>
+      </w:pPr>
+      <w:r>
+        <w:rPr>
+          <w:rFonts w:ascii="宋体" w:hAnsi="宋体" w:eastAsia="宋体"/>
+          <w:b w:val="0"/>
+          <w:i w:val="0"/>
+          <w:color w:val="5F6368"/>
+          <w:sz w:val="20"/>
+        </w:rPr>
+        <w:t>用户/署名：站点说明，非在读</w:t>
+      </w:r>
+    </w:p>
+    <w:p>
+      <w:pPr>
+        <w:spacing w:before="0" w:after="40" w:line="288" w:lineRule="auto"/>
+      </w:pPr>
+      <w:r>
+        <w:rPr>
+          <w:rFonts w:ascii="宋体" w:hAnsi="宋体" w:eastAsia="宋体"/>
+          <w:b w:val="0"/>
+          <w:i w:val="0"/>
+          <w:color w:val="5F6368"/>
+          <w:sz w:val="20"/>
+        </w:rPr>
+        <w:t>自称身份：列北外外语类本科招生专业分布</w:t>
+      </w:r>
+    </w:p>
+    <w:p>
+      <w:pPr>
+        <w:spacing w:before="0" w:after="40" w:line="288" w:lineRule="auto"/>
+      </w:pPr>
+      <w:r>
+        <w:rPr>
+          <w:rFonts w:ascii="宋体" w:hAnsi="宋体" w:eastAsia="宋体"/>
+          <w:b w:val="0"/>
+          <w:i w:val="0"/>
+          <w:color w:val="5F6368"/>
+          <w:sz w:val="20"/>
+        </w:rPr>
+        <w:t>可见时间：页内未核验</w:t>
+      </w:r>
+    </w:p>
+    <w:p>
+      <w:pPr>
+        <w:spacing w:before="0" w:after="40" w:line="288" w:lineRule="auto"/>
+      </w:pPr>
+      <w:r>
+        <w:rPr>
+          <w:rFonts w:ascii="宋体" w:hAnsi="宋体" w:eastAsia="宋体"/>
+          <w:b w:val="0"/>
+          <w:i w:val="0"/>
+          <w:color w:val="5F6368"/>
+          <w:sz w:val="20"/>
+        </w:rPr>
+        <w:t>链接：http://englang.cn/shownews.asp?NewsId=1379</w:t>
+      </w:r>
+    </w:p>
+    <w:p>
+      <w:pPr>
+        <w:spacing w:before="120" w:after="80" w:line="288" w:lineRule="auto"/>
+      </w:pPr>
+      <w:r>
+        <w:rPr>
+          <w:rFonts w:ascii="黑体" w:hAnsi="黑体" w:eastAsia="黑体"/>
+          <w:b/>
+          <w:i w:val="0"/>
+          <w:color w:val="1F4E79"/>
+          <w:sz w:val="24"/>
+        </w:rPr>
+        <w:t>摘录</w:t>
+      </w:r>
+    </w:p>
+    <w:p>
+      <w:pPr>
+        <w:spacing w:before="0" w:after="160" w:line="288" w:lineRule="auto"/>
+        <w:ind w:firstLine="440"/>
+      </w:pPr>
+      <w:r>
+        <w:rPr>
+          <w:rFonts w:ascii="宋体" w:hAnsi="宋体" w:eastAsia="宋体"/>
+          <w:b w:val="0"/>
+          <w:i w:val="0"/>
+          <w:color w:val="212529"/>
+          <w:sz w:val="22"/>
+        </w:rPr>
+        <w:t>目前北京外国语大学外语类本科招生专业，分布在英语学院、俄语学院、德语学院、日语学院、法语语言文化学院、西班牙语葡萄牙语学院、阿拉伯学院、欧洲语言文化学院、亚洲学院、非洲学院。据考生反馈，北外保送生英语笔试阅读和听力都是公五等级的。</w:t>
+      </w:r>
+    </w:p>
+    <w:p>
+      <w:pPr>
+        <w:spacing w:before="0" w:after="80" w:line="288" w:lineRule="auto"/>
+      </w:pPr>
+      <w:r>
+        <w:rPr>
+          <w:rFonts w:ascii="宋体" w:hAnsi="宋体" w:eastAsia="宋体"/>
+          <w:b w:val="0"/>
+          <w:i w:val="0"/>
+          <w:color w:val="212529"/>
+          <w:sz w:val="20"/>
+        </w:rPr>
+        <w:t>用户溯源：证明俄院在外语类保送清单里。不是俄语课堂。</w:t>
+      </w:r>
+    </w:p>
+    <w:p>
+      <w:pPr>
+        <w:spacing w:before="0" w:after="200" w:line="288" w:lineRule="auto"/>
+      </w:pPr>
+      <w:r>
+        <w:rPr>
+          <w:rFonts w:ascii="宋体" w:hAnsi="宋体" w:eastAsia="宋体"/>
+          <w:b w:val="0"/>
+          <w:i w:val="0"/>
+          <w:color w:val="5F6368"/>
+          <w:sz w:val="20"/>
+        </w:rPr>
+        <w:t>阅读限制：入口材料。</w:t>
+      </w:r>
+    </w:p>
+    <w:p>
+      <w:pPr>
+        <w:spacing w:before="240" w:after="160" w:line="264" w:lineRule="auto"/>
+        <w:pBdr>
+          <w:bottom w:val="single" w:sz="12" w:space="4" w:color="1F4E79"/>
+        </w:pBdr>
+      </w:pPr>
+      <w:r>
+        <w:rPr>
+          <w:rFonts w:ascii="黑体" w:hAnsi="黑体" w:eastAsia="黑体"/>
+          <w:b/>
+          <w:i w:val="0"/>
+          <w:color w:val="1F4E79"/>
+          <w:sz w:val="28"/>
+        </w:rPr>
+        <w:t>12　研究生部（俄语口译复试现场）　·　听力室/学习网转载</w:t>
+      </w:r>
+    </w:p>
+    <w:p>
+      <w:pPr>
+        <w:spacing w:before="0" w:after="40" w:line="288" w:lineRule="auto"/>
+      </w:pPr>
+      <w:r>
+        <w:rPr>
+          <w:rFonts w:ascii="宋体" w:hAnsi="宋体" w:eastAsia="宋体"/>
+          <w:b w:val="0"/>
+          <w:i w:val="0"/>
+          <w:color w:val="5F6368"/>
+          <w:sz w:val="20"/>
+        </w:rPr>
+        <w:t>用户/署名：未署名；自称 2016 年俄语口译研究生</w:t>
+      </w:r>
+    </w:p>
+    <w:p>
+      <w:pPr>
+        <w:spacing w:before="0" w:after="40" w:line="288" w:lineRule="auto"/>
+      </w:pPr>
+      <w:r>
+        <w:rPr>
+          <w:rFonts w:ascii="宋体" w:hAnsi="宋体" w:eastAsia="宋体"/>
+          <w:b w:val="0"/>
+          <w:i w:val="0"/>
+          <w:color w:val="5F6368"/>
+          <w:sz w:val="20"/>
+        </w:rPr>
+        <w:t>自称身份：大三保研失败后考研北外俄语口译</w:t>
+      </w:r>
+    </w:p>
+    <w:p>
+      <w:pPr>
+        <w:spacing w:before="0" w:after="40" w:line="288" w:lineRule="auto"/>
+      </w:pPr>
+      <w:r>
+        <w:rPr>
+          <w:rFonts w:ascii="宋体" w:hAnsi="宋体" w:eastAsia="宋体"/>
+          <w:b w:val="0"/>
+          <w:i w:val="0"/>
+          <w:color w:val="5F6368"/>
+          <w:sz w:val="20"/>
+        </w:rPr>
+        <w:t>可见时间：转载页 2016-11-19</w:t>
+      </w:r>
+    </w:p>
+    <w:p>
+      <w:pPr>
+        <w:spacing w:before="0" w:after="40" w:line="288" w:lineRule="auto"/>
+      </w:pPr>
+      <w:r>
+        <w:rPr>
+          <w:rFonts w:ascii="宋体" w:hAnsi="宋体" w:eastAsia="宋体"/>
+          <w:b w:val="0"/>
+          <w:i w:val="0"/>
+          <w:color w:val="5F6368"/>
+          <w:sz w:val="20"/>
+        </w:rPr>
+        <w:t>链接：http://ru.tingroom.com/xuexi/eyxiff/19641.html</w:t>
+      </w:r>
+    </w:p>
+    <w:p>
+      <w:pPr>
+        <w:spacing w:before="120" w:after="80" w:line="288" w:lineRule="auto"/>
+      </w:pPr>
+      <w:r>
+        <w:rPr>
+          <w:rFonts w:ascii="黑体" w:hAnsi="黑体" w:eastAsia="黑体"/>
+          <w:b/>
+          <w:i w:val="0"/>
+          <w:color w:val="1F4E79"/>
+          <w:sz w:val="24"/>
+        </w:rPr>
+        <w:t>摘录</w:t>
+      </w:r>
+    </w:p>
+    <w:p>
+      <w:pPr>
+        <w:spacing w:before="0" w:after="160" w:line="288" w:lineRule="auto"/>
+        <w:ind w:firstLine="440"/>
+      </w:pPr>
+      <w:r>
+        <w:rPr>
+          <w:rFonts w:ascii="宋体" w:hAnsi="宋体" w:eastAsia="宋体"/>
+          <w:b w:val="0"/>
+          <w:i w:val="0"/>
+          <w:color w:val="212529"/>
+          <w:sz w:val="22"/>
+        </w:rPr>
+        <w:t>本文主人为2016年北京外国语学院俄语口译研究生。笔试：包括俄语笔试和二外听力测试。俄语笔试会考一些动词的搭配啦，接格造句啦，翻译改错啦，用翻译理论来评析啦。面试：语音语调肯定第一位……进去之后，面前一张纸，俄译汉和汉译俄段落视译，先读后翻，无思考时间。然后是专业相关问题，比如你为什么选择口译方向……面试共10分钟左右。本人亲眼在等候室看到一位因紧张而面红耳赤呼吸不畅的漂亮妹子。</w:t>
+      </w:r>
+    </w:p>
+    <w:p>
+      <w:pPr>
+        <w:spacing w:before="0" w:after="80" w:line="288" w:lineRule="auto"/>
+      </w:pPr>
+      <w:r>
+        <w:rPr>
+          <w:rFonts w:ascii="宋体" w:hAnsi="宋体" w:eastAsia="宋体"/>
+          <w:b w:val="0"/>
+          <w:i w:val="0"/>
+          <w:color w:val="212529"/>
+          <w:sz w:val="20"/>
+        </w:rPr>
+        <w:t>用户溯源：2016 复试现场，可与 2018 MTI 帖对照。转载站改「外国语学院」用词。</w:t>
+      </w:r>
+    </w:p>
+    <w:p>
+      <w:pPr>
+        <w:spacing w:before="0" w:after="200" w:line="288" w:lineRule="auto"/>
+      </w:pPr>
+      <w:r>
+        <w:rPr>
+          <w:rFonts w:ascii="宋体" w:hAnsi="宋体" w:eastAsia="宋体"/>
+          <w:b w:val="0"/>
+          <w:i w:val="0"/>
+          <w:color w:val="5F6368"/>
+          <w:sz w:val="20"/>
+        </w:rPr>
+        <w:t>阅读限制：考场，不是入学后课堂。</w:t>
+      </w:r>
+    </w:p>
+    <w:p>
+      <w:pPr>
+        <w:spacing w:before="240" w:after="160" w:line="264" w:lineRule="auto"/>
+        <w:pBdr>
+          <w:bottom w:val="single" w:sz="12" w:space="4" w:color="1F4E79"/>
+        </w:pBdr>
+      </w:pPr>
+      <w:r>
+        <w:rPr>
+          <w:rFonts w:ascii="黑体" w:hAnsi="黑体" w:eastAsia="黑体"/>
+          <w:b/>
+          <w:i w:val="0"/>
+          <w:color w:val="1F4E79"/>
+          <w:sz w:val="28"/>
+        </w:rPr>
+        <w:t>13　研究生部（俄语口译复试题型）　·　新祥旭</w:t>
+      </w:r>
+    </w:p>
+    <w:p>
+      <w:pPr>
+        <w:spacing w:before="0" w:after="40" w:line="288" w:lineRule="auto"/>
+      </w:pPr>
+      <w:r>
+        <w:rPr>
+          <w:rFonts w:ascii="宋体" w:hAnsi="宋体" w:eastAsia="宋体"/>
+          <w:b w:val="0"/>
+          <w:i w:val="0"/>
+          <w:color w:val="5F6368"/>
+          <w:sz w:val="20"/>
+        </w:rPr>
+        <w:t>用户/署名：机构稿夹「我当时的作文题目」</w:t>
+      </w:r>
+    </w:p>
+    <w:p>
+      <w:pPr>
+        <w:spacing w:before="0" w:after="40" w:line="288" w:lineRule="auto"/>
+      </w:pPr>
+      <w:r>
+        <w:rPr>
+          <w:rFonts w:ascii="宋体" w:hAnsi="宋体" w:eastAsia="宋体"/>
+          <w:b w:val="0"/>
+          <w:i w:val="0"/>
+          <w:color w:val="5F6368"/>
+          <w:sz w:val="20"/>
+        </w:rPr>
+        <w:t>自称身份：像刚考完的人；推销辅导班</w:t>
+      </w:r>
+    </w:p>
+    <w:p>
+      <w:pPr>
+        <w:spacing w:before="0" w:after="40" w:line="288" w:lineRule="auto"/>
+      </w:pPr>
+      <w:r>
+        <w:rPr>
+          <w:rFonts w:ascii="宋体" w:hAnsi="宋体" w:eastAsia="宋体"/>
+          <w:b w:val="0"/>
+          <w:i w:val="0"/>
+          <w:color w:val="5F6368"/>
+          <w:sz w:val="20"/>
+        </w:rPr>
+        <w:t>可见时间：页内 2023-08-23</w:t>
+      </w:r>
+    </w:p>
+    <w:p>
+      <w:pPr>
+        <w:spacing w:before="0" w:after="40" w:line="288" w:lineRule="auto"/>
+      </w:pPr>
+      <w:r>
+        <w:rPr>
+          <w:rFonts w:ascii="宋体" w:hAnsi="宋体" w:eastAsia="宋体"/>
+          <w:b w:val="0"/>
+          <w:i w:val="0"/>
+          <w:color w:val="5F6368"/>
+          <w:sz w:val="20"/>
+        </w:rPr>
+        <w:t>链接：http://www.xxxedu.net/article.php?id=348805</w:t>
+      </w:r>
+    </w:p>
+    <w:p>
+      <w:pPr>
+        <w:spacing w:before="120" w:after="80" w:line="288" w:lineRule="auto"/>
+      </w:pPr>
+      <w:r>
+        <w:rPr>
+          <w:rFonts w:ascii="黑体" w:hAnsi="黑体" w:eastAsia="黑体"/>
+          <w:b/>
+          <w:i w:val="0"/>
+          <w:color w:val="1F4E79"/>
+          <w:sz w:val="24"/>
+        </w:rPr>
+        <w:t>摘录</w:t>
+      </w:r>
+    </w:p>
+    <w:p>
+      <w:pPr>
+        <w:spacing w:before="0" w:after="160" w:line="288" w:lineRule="auto"/>
+        <w:ind w:firstLine="440"/>
+      </w:pPr>
+      <w:r>
+        <w:rPr>
+          <w:rFonts w:ascii="宋体" w:hAnsi="宋体" w:eastAsia="宋体"/>
+          <w:b w:val="0"/>
+          <w:i w:val="0"/>
+          <w:color w:val="212529"/>
+          <w:sz w:val="22"/>
+        </w:rPr>
+        <w:t>2022年400分以上有2人（最高分417），2023年400分及以上有9人（最高分422）。复试流程：无准备时间阅读一篇俄语文章……翻译文章中的划线句子……我当时的作文题目是：你觉得有钱的人就一定很快乐吗，请论证你的观点并举例说明。2023年的复试题型稍有改动……新增汉译俄翻译，将所给的汉语用两种方法翻译出来，中文作文被删掉。</w:t>
+      </w:r>
+    </w:p>
+    <w:p>
+      <w:pPr>
+        <w:spacing w:before="0" w:after="80" w:line="288" w:lineRule="auto"/>
+      </w:pPr>
+      <w:r>
+        <w:rPr>
+          <w:rFonts w:ascii="宋体" w:hAnsi="宋体" w:eastAsia="宋体"/>
+          <w:b w:val="0"/>
+          <w:i w:val="0"/>
+          <w:color w:val="212529"/>
+          <w:sz w:val="20"/>
+        </w:rPr>
+        <w:t>用户溯源：作文题具体。与本夹原 06 同站不同文：06 主打就业率 100%，这条主打复试题型。</w:t>
+      </w:r>
+    </w:p>
+    <w:p>
+      <w:pPr>
+        <w:spacing w:before="0" w:after="200" w:line="288" w:lineRule="auto"/>
+      </w:pPr>
+      <w:r>
+        <w:rPr>
+          <w:rFonts w:ascii="宋体" w:hAnsi="宋体" w:eastAsia="宋体"/>
+          <w:b w:val="0"/>
+          <w:i w:val="0"/>
+          <w:color w:val="5F6368"/>
+          <w:sz w:val="20"/>
+        </w:rPr>
+        <w:t>阅读限制：机构高潮句（外交部遴选、就业率 100%）仍在全文前半，已不重复摘。</w:t>
+      </w:r>
+    </w:p>
+    <w:p>
+      <w:pPr>
+        <w:spacing w:before="240" w:after="160" w:line="264" w:lineRule="auto"/>
+        <w:pBdr>
+          <w:bottom w:val="single" w:sz="12" w:space="4" w:color="1F4E79"/>
+        </w:pBdr>
+      </w:pPr>
+      <w:r>
+        <w:rPr>
+          <w:rFonts w:ascii="黑体" w:hAnsi="黑体" w:eastAsia="黑体"/>
+          <w:b/>
+          <w:i w:val="0"/>
+          <w:color w:val="1F4E79"/>
+          <w:sz w:val="28"/>
+        </w:rPr>
+        <w:t>14　研究生部（硕博在读，学院采访）　·　北外校友会</w:t>
+      </w:r>
+    </w:p>
+    <w:p>
+      <w:pPr>
+        <w:spacing w:before="0" w:after="40" w:line="288" w:lineRule="auto"/>
+      </w:pPr>
+      <w:r>
+        <w:rPr>
+          <w:rFonts w:ascii="宋体" w:hAnsi="宋体" w:eastAsia="宋体"/>
+          <w:b w:val="0"/>
+          <w:i w:val="0"/>
+          <w:color w:val="5F6368"/>
+          <w:sz w:val="20"/>
+        </w:rPr>
+        <w:t>用户/署名：赵梦雪</w:t>
+      </w:r>
+    </w:p>
+    <w:p>
+      <w:pPr>
+        <w:spacing w:before="0" w:after="40" w:line="288" w:lineRule="auto"/>
+      </w:pPr>
+      <w:r>
+        <w:rPr>
+          <w:rFonts w:ascii="宋体" w:hAnsi="宋体" w:eastAsia="宋体"/>
+          <w:b w:val="0"/>
+          <w:i w:val="0"/>
+          <w:color w:val="5F6368"/>
+          <w:sz w:val="20"/>
+        </w:rPr>
+        <w:t>自称身份：俄语学院硕士优秀毕业生、2014 级博士生；本科在黑龙江大学</w:t>
+      </w:r>
+    </w:p>
+    <w:p>
+      <w:pPr>
+        <w:spacing w:before="0" w:after="40" w:line="288" w:lineRule="auto"/>
+      </w:pPr>
+      <w:r>
+        <w:rPr>
+          <w:rFonts w:ascii="宋体" w:hAnsi="宋体" w:eastAsia="宋体"/>
+          <w:b w:val="0"/>
+          <w:i w:val="0"/>
+          <w:color w:val="5F6368"/>
+          <w:sz w:val="20"/>
+        </w:rPr>
+        <w:t>可见时间：2021-12-07</w:t>
+      </w:r>
+    </w:p>
+    <w:p>
+      <w:pPr>
+        <w:spacing w:before="0" w:after="40" w:line="288" w:lineRule="auto"/>
+      </w:pPr>
+      <w:r>
+        <w:rPr>
+          <w:rFonts w:ascii="宋体" w:hAnsi="宋体" w:eastAsia="宋体"/>
+          <w:b w:val="0"/>
+          <w:i w:val="0"/>
+          <w:color w:val="5F6368"/>
+          <w:sz w:val="20"/>
+        </w:rPr>
+        <w:t>链接：https://xyh.bfsu.edu.cn/info/1311/9432.htm</w:t>
+      </w:r>
+    </w:p>
+    <w:p>
+      <w:pPr>
+        <w:spacing w:before="120" w:after="80" w:line="288" w:lineRule="auto"/>
+      </w:pPr>
+      <w:r>
+        <w:rPr>
+          <w:rFonts w:ascii="黑体" w:hAnsi="黑体" w:eastAsia="黑体"/>
+          <w:b/>
+          <w:i w:val="0"/>
+          <w:color w:val="1F4E79"/>
+          <w:sz w:val="24"/>
+        </w:rPr>
+        <w:t>摘录</w:t>
+      </w:r>
+    </w:p>
+    <w:p>
+      <w:pPr>
+        <w:spacing w:before="0" w:after="160" w:line="288" w:lineRule="auto"/>
+        <w:ind w:firstLine="440"/>
+      </w:pPr>
+      <w:r>
+        <w:rPr>
+          <w:rFonts w:ascii="宋体" w:hAnsi="宋体" w:eastAsia="宋体"/>
+          <w:b w:val="0"/>
+          <w:i w:val="0"/>
+          <w:color w:val="212529"/>
+          <w:sz w:val="22"/>
+        </w:rPr>
+        <w:t>相比那时，赵梦雪现在每天的生活，可以说平淡而又充实。每天除了照常上课，专业书籍的阅读、论文写作、口译练习……每一天的生活都与俄语紧密相关。在小而精致的北外校园里，她最常去、也最爱去的就是图书馆与操场了。而苗老师每次上课准备好的翻译材料都是最新的，提前做好了充足的准备，甚至预见到学生会问的问题。</w:t>
+      </w:r>
+    </w:p>
+    <w:p>
+      <w:pPr>
+        <w:spacing w:before="0" w:after="80" w:line="288" w:lineRule="auto"/>
+      </w:pPr>
+      <w:r>
+        <w:rPr>
+          <w:rFonts w:ascii="宋体" w:hAnsi="宋体" w:eastAsia="宋体"/>
+          <w:b w:val="0"/>
+          <w:i w:val="0"/>
+          <w:color w:val="212529"/>
+          <w:sz w:val="20"/>
+        </w:rPr>
+        <w:t>用户溯源：实名。本科不在北外俄院，北外段是硕博。校友会记者稿，出色个例。</w:t>
+      </w:r>
+    </w:p>
+    <w:p>
+      <w:pPr>
+        <w:spacing w:before="0" w:after="200" w:line="288" w:lineRule="auto"/>
+      </w:pPr>
+      <w:r>
+        <w:rPr>
+          <w:rFonts w:ascii="宋体" w:hAnsi="宋体" w:eastAsia="宋体"/>
+          <w:b w:val="0"/>
+          <w:i w:val="0"/>
+          <w:color w:val="5F6368"/>
+          <w:sz w:val="20"/>
+        </w:rPr>
+        <w:t>阅读限制：不进自述权重+ 合格格。苗澍老师名可与师资页对。</w:t>
       </w:r>
     </w:p>
     <w:sectPr>
